--- a/pr-preview/pr-315/linear-algebra-rank-nullity.docx
+++ b/pr-preview/pr-315/linear-algebra-rank-nullity.docx
@@ -15,7 +15,7 @@
         <w:pStyle w:val="Date"/>
       </w:pPr>
       <w:r>
-        <w:t xml:space="preserve">Last modified: 2026-10-15 14:00:34 (PDT)</w:t>
+        <w:t xml:space="preserve">Last modified: 2026-10-15 19:42:35 (PDT)</w:t>
       </w:r>
     </w:p>
     <w:bookmarkStart w:id="44" w:name="sec-column-null-space"/>
@@ -17419,7 +17419,7 @@
     </w:p>
     <w:bookmarkEnd w:id="43"/>
     <w:bookmarkEnd w:id="44"/>
-    <w:bookmarkStart w:id="103" w:name="sec-rank-nullity"/>
+    <w:bookmarkStart w:id="104" w:name="sec-rank-nullity"/>
     <w:p>
       <w:pPr>
         <w:pStyle w:val="Heading2"/>
@@ -39223,7 +39223,7 @@
           <w:b/>
           <w:bCs/>
         </w:rPr>
-        <w:t xml:space="preserve">Definition 9 (Half-space)</w:t>
+        <w:t xml:space="preserve">Definition 9 (Open half-space)</w:t>
       </w:r>
       <w:r>
         <w:t xml:space="preserve"> </w:t>
@@ -39728,10 +39728,22 @@
       </m:oMathPara>
       <w:bookmarkEnd w:id="84"/>
     </w:p>
+    <w:bookmarkEnd w:id="85"/>
+    <w:bookmarkStart w:id="86" w:name="def-closed-half-space"/>
     <w:p>
       <w:pPr>
         <w:pStyle w:val="FirstParagraph"/>
       </w:pPr>
+      <w:r>
+        <w:rPr>
+          <w:b/>
+          <w:bCs/>
+        </w:rPr>
+        <w:t xml:space="preserve">Definition 10 (Closed half-space)</w:t>
+      </w:r>
+      <w:r>
+        <w:t xml:space="preserve"> </w:t>
+      </w:r>
       <w:r>
         <w:t xml:space="preserve">The</w:t>
       </w:r>
@@ -39749,6 +39761,41 @@
         <w:t xml:space="preserve"> </w:t>
       </w:r>
       <w:r>
+        <w:t xml:space="preserve">of the hyperplane</w:t>
+      </w:r>
+      <w:r>
+        <w:t xml:space="preserve"> </w:t>
+      </w:r>
+      <m:oMath>
+        <m:r>
+          <m:rPr>
+            <m:scr m:val="script"/>
+            <m:sty m:val="p"/>
+          </m:rPr>
+          <m:t>H</m:t>
+        </m:r>
+      </m:oMath>
+      <w:r>
+        <w:t xml:space="preserve"> </w:t>
+      </w:r>
+      <w:r>
+        <w:t xml:space="preserve">of</w:t>
+      </w:r>
+      <w:r>
+        <w:t xml:space="preserve"> </w:t>
+      </w:r>
+      <w:hyperlink w:anchor="def-half-space">
+        <w:r>
+          <w:rPr>
+            <w:rStyle w:val="Hyperlink"/>
+          </w:rPr>
+          <w:t xml:space="preserve">Definition 9</w:t>
+        </w:r>
+      </w:hyperlink>
+      <w:r>
+        <w:t xml:space="preserve"> </w:t>
+      </w:r>
+      <w:r>
         <w:t xml:space="preserve">also include</w:t>
       </w:r>
       <w:r>
@@ -39853,7 +39900,7 @@
         <w:t xml:space="preserve">.</w:t>
       </w:r>
     </w:p>
-    <w:bookmarkEnd w:id="85"/>
+    <w:bookmarkEnd w:id="86"/>
     <w:p>
       <w:pPr>
         <w:pStyle w:val="BodyText"/>
@@ -40110,7 +40157,7 @@
         <w:t xml:space="preserve">A linear classifier uses this sign to assign one of two labels.</w:t>
       </w:r>
     </w:p>
-    <w:bookmarkStart w:id="86" w:name="exm-half-space-plane"/>
+    <w:bookmarkStart w:id="87" w:name="exm-half-space-plane"/>
     <w:p>
       <w:pPr>
         <w:pStyle w:val="BodyText"/>
@@ -41109,8 +41156,8 @@
         <w:t xml:space="preserve">.</w:t>
       </w:r>
     </w:p>
-    <w:bookmarkEnd w:id="86"/>
-    <w:bookmarkStart w:id="87" w:name="rem-half-space-sides"/>
+    <w:bookmarkEnd w:id="87"/>
+    <w:bookmarkStart w:id="88" w:name="rem-half-space-sides"/>
     <w:p>
       <w:pPr>
         <w:pStyle w:val="BodyText"/>
@@ -41425,8 +41472,8 @@
         <w:t xml:space="preserve">.</w:t>
       </w:r>
     </w:p>
-    <w:bookmarkEnd w:id="87"/>
-    <w:bookmarkStart w:id="88" w:name="thm-half-space-dimension"/>
+    <w:bookmarkEnd w:id="88"/>
+    <w:bookmarkStart w:id="89" w:name="thm-half-space-dimension"/>
     <w:p>
       <w:pPr>
         <w:pStyle w:val="BodyText"/>
@@ -41998,7 +42045,7 @@
         <w:t xml:space="preserve">.</w:t>
       </w:r>
     </w:p>
-    <w:bookmarkEnd w:id="88"/>
+    <w:bookmarkEnd w:id="89"/>
     <w:p>
       <w:pPr>
         <w:pStyle w:val="BodyText"/>
@@ -44267,7 +44314,7 @@
         <w:t xml:space="preserve">.</w:t>
       </w:r>
     </w:p>
-    <w:bookmarkStart w:id="93" w:name="exm-half-space-iris"/>
+    <w:bookmarkStart w:id="94" w:name="exm-half-space-iris"/>
     <w:p>
       <w:pPr>
         <w:pStyle w:val="BodyText"/>
@@ -45498,7 +45545,7 @@
       <w:tr>
         <w:tc>
           <w:tcPr/>
-          <w:bookmarkStart w:id="92" w:name="fig-half-space-iris"/>
+          <w:bookmarkStart w:id="93" w:name="fig-half-space-iris"/>
           <w:p>
             <w:pPr>
               <w:pStyle w:val="Compact"/>
@@ -45509,18 +45556,18 @@
                 <wp:inline>
                   <wp:extent cx="4620126" cy="3696101"/>
                   <wp:effectExtent b="0" l="0" r="0" t="0"/>
-                  <wp:docPr descr="" title="" id="90" name="Picture"/>
+                  <wp:docPr descr="" title="" id="91" name="Picture"/>
                   <a:graphic>
                     <a:graphicData uri="http://schemas.openxmlformats.org/drawingml/2006/picture">
                       <pic:pic>
                         <pic:nvPicPr>
-                          <pic:cNvPr descr="linear-algebra-rank-nullity_files/figure-docx/fig-half-space-iris-1.png" id="91" name="Picture"/>
+                          <pic:cNvPr descr="linear-algebra-rank-nullity_files/figure-docx/fig-half-space-iris-1.png" id="92" name="Picture"/>
                           <pic:cNvPicPr>
                             <a:picLocks noChangeArrowheads="1" noChangeAspect="1"/>
                           </pic:cNvPicPr>
                         </pic:nvPicPr>
                         <pic:blipFill>
-                          <a:blip r:embed="rId89"/>
+                          <a:blip r:embed="rId90"/>
                           <a:stretch>
                             <a:fillRect/>
                           </a:stretch>
@@ -45560,7 +45607,7 @@
               <w:t xml:space="preserve">Figure 1: Petal length and width of versicolor and virginica irises, with the line where a logistic regression is indifferent between the two species</w:t>
             </w:r>
           </w:p>
-          <w:bookmarkEnd w:id="92"/>
+          <w:bookmarkEnd w:id="93"/>
         </w:tc>
       </w:tr>
     </w:tbl>
@@ -45793,8 +45840,8 @@
         <w:t xml:space="preserve">).</w:t>
       </w:r>
     </w:p>
-    <w:bookmarkEnd w:id="93"/>
-    <w:bookmarkStart w:id="94" w:name="exr-half-space-sides"/>
+    <w:bookmarkEnd w:id="94"/>
+    <w:bookmarkStart w:id="95" w:name="exr-half-space-sides"/>
     <w:p>
       <w:pPr>
         <w:pStyle w:val="BodyText"/>
@@ -46345,8 +46392,8 @@
         <w:t xml:space="preserve">).</w:t>
       </w:r>
     </w:p>
-    <w:bookmarkEnd w:id="94"/>
-    <w:bookmarkStart w:id="95" w:name="sol-half-space-sides"/>
+    <w:bookmarkEnd w:id="95"/>
+    <w:bookmarkStart w:id="96" w:name="sol-half-space-sides"/>
     <w:p>
       <w:pPr>
         <w:pStyle w:val="FirstParagraph"/>
@@ -47657,8 +47704,8 @@
         <w:t xml:space="preserve">.</w:t>
       </w:r>
     </w:p>
-    <w:bookmarkEnd w:id="95"/>
-    <w:bookmarkStart w:id="96" w:name="def-rank-factorization"/>
+    <w:bookmarkEnd w:id="96"/>
+    <w:bookmarkStart w:id="97" w:name="def-rank-factorization"/>
     <w:p>
       <w:pPr>
         <w:pStyle w:val="FirstParagraph"/>
@@ -47668,7 +47715,7 @@
           <w:b/>
           <w:bCs/>
         </w:rPr>
-        <w:t xml:space="preserve">Definition 10 (Rank factorization)</w:t>
+        <w:t xml:space="preserve">Definition 11 (Rank factorization)</w:t>
       </w:r>
       <w:r>
         <w:t xml:space="preserve"> </w:t>
@@ -47941,8 +47988,8 @@
         </m:oMath>
       </m:oMathPara>
     </w:p>
-    <w:bookmarkEnd w:id="96"/>
-    <w:bookmarkStart w:id="97" w:name="exm-rank-factorization"/>
+    <w:bookmarkEnd w:id="97"/>
+    <w:bookmarkStart w:id="98" w:name="exm-rank-factorization"/>
     <w:p>
       <w:pPr>
         <w:pStyle w:val="FirstParagraph"/>
@@ -48955,8 +49002,8 @@
         <w:t xml:space="preserve">.</w:t>
       </w:r>
     </w:p>
-    <w:bookmarkEnd w:id="97"/>
-    <w:bookmarkStart w:id="98" w:name="thm-rank-factorization"/>
+    <w:bookmarkEnd w:id="98"/>
+    <w:bookmarkStart w:id="99" w:name="thm-rank-factorization"/>
     <w:p>
       <w:pPr>
         <w:pStyle w:val="BodyText"/>
@@ -49072,7 +49119,7 @@
           <w:rPr>
             <w:rStyle w:val="Hyperlink"/>
           </w:rPr>
-          <w:t xml:space="preserve">Definition 10</w:t>
+          <w:t xml:space="preserve">Definition 11</w:t>
         </w:r>
       </w:hyperlink>
       <w:r>
@@ -49135,7 +49182,7 @@
         <w:t xml:space="preserve">.</w:t>
       </w:r>
     </w:p>
-    <w:bookmarkEnd w:id="98"/>
+    <w:bookmarkEnd w:id="99"/>
     <w:p>
       <w:pPr>
         <w:pStyle w:val="BodyText"/>
@@ -50114,7 +50161,7 @@
         <w:t xml:space="preserve">.</w:t>
       </w:r>
     </w:p>
-    <w:bookmarkStart w:id="99" w:name="exm-rank-factorization-construct"/>
+    <w:bookmarkStart w:id="100" w:name="exm-rank-factorization-construct"/>
     <w:p>
       <w:pPr>
         <w:pStyle w:val="BodyText"/>
@@ -50844,9 +50891,9 @@
         <w:t xml:space="preserve">.</w:t>
       </w:r>
     </w:p>
-    <w:bookmarkEnd w:id="99"/>
-    <w:bookmarkStart w:id="102" w:name="refs"/>
-    <w:bookmarkStart w:id="101" w:name="ref-zhou2024rank"/>
+    <w:bookmarkEnd w:id="100"/>
+    <w:bookmarkStart w:id="103" w:name="refs"/>
+    <w:bookmarkStart w:id="102" w:name="ref-zhou2024rank"/>
     <w:p>
       <w:pPr>
         <w:pStyle w:val="Bibliography"/>
@@ -50870,7 +50917,7 @@
       <w:r>
         <w:t xml:space="preserve"> </w:t>
       </w:r>
-      <w:hyperlink r:id="rId100">
+      <w:hyperlink r:id="rId101">
         <w:r>
           <w:rPr>
             <w:rStyle w:val="Hyperlink"/>
@@ -50882,9 +50929,9 @@
         <w:t xml:space="preserve">.</w:t>
       </w:r>
     </w:p>
-    <w:bookmarkEnd w:id="101"/>
     <w:bookmarkEnd w:id="102"/>
     <w:bookmarkEnd w:id="103"/>
+    <w:bookmarkEnd w:id="104"/>
     <w:sectPr>
       <w:footnotePr>
         <w:numRestart w:val="eachSect"/>
